--- a/modelos_unificados/PropostaDrone.docx
+++ b/modelos_unificados/PropostaDrone.docx
@@ -79,7 +79,7 @@
                 <w:b/>
                 <w:bCs/>
               </w:rPr>
-              <w:t>${Cidade}, ${</w:t>
+              <w:t>${empresa_cidade}, ${</w:t>
             </w:r>
             <w:proofErr w:type="spellStart"/>
             <w:r>
@@ -88,7 +88,7 @@
                 <w:b/>
                 <w:bCs/>
               </w:rPr>
-              <w:t>${data_extenso}</w:t>
+              <w:t>${data_emissao_extenso}</w:t>
             </w:r>
             <w:proofErr w:type="spellEnd"/>
             <w:r>
@@ -247,7 +247,7 @@
                 <w:bCs/>
                 <w:color w:val="1F1F1F"/>
               </w:rPr>
-              <w:t>/${empresa}</w:t>
+              <w:t>/${empresa_nome}</w:t>
             </w:r>
             <w:r>
               <w:rPr>
@@ -595,7 +595,7 @@
                 <w:rFonts w:ascii="Google Sans Text" w:eastAsia="Google Sans Text" w:hAnsi="Google Sans Text" w:cs="Google Sans Text"/>
                 <w:color w:val="1F1F1F"/>
               </w:rPr>
-              <w:t>${celular_cliente}</w:t>
+              <w:t>${whatsapp_cliente}</w:t>
             </w:r>
             <w:proofErr w:type="spellEnd"/>
             <w:r>
@@ -1060,7 +1060,7 @@
           <w:bCs/>
           <w:color w:val="1F1F1F"/>
         </w:rPr>
-        <w:t>##TEMP_${empresa}##</w:t>
+        <w:t>##TEMP_${empresa_nome}##</w:t>
       </w:r>
       <w:r>
         <w:rPr>
@@ -1157,7 +1157,7 @@
           <w:iCs/>
           <w:color w:val="1F1F1F"/>
         </w:rPr>
-        <w:t>##TEMP_${finalidade}##</w:t>
+        <w:t>##TEMP_${finalidade_obra}##</w:t>
       </w:r>
     </w:p>
     <w:p>
@@ -2882,7 +2882,7 @@
                 <w:rFonts w:ascii="Google Sans Text" w:eastAsia="Google Sans Text" w:hAnsi="Google Sans Text" w:cs="Google Sans Text"/>
                 <w:color w:val="1F1F1F"/>
               </w:rPr>
-              <w:t>${Drone} (Câmera de Alta Resolução).</w:t>
+              <w:t>${drone} (Câmera de Alta Resolução).</w:t>
             </w:r>
           </w:p>
         </w:tc>
@@ -2934,7 +2934,7 @@
                 <w:rFonts w:ascii="Google Sans Text" w:eastAsia="Google Sans Text" w:hAnsi="Google Sans Text" w:cs="Google Sans Text"/>
                 <w:color w:val="1F1F1F"/>
               </w:rPr>
-              <w:t>${GPS} (Receptor GNSS RTK/PPK para Pontos de Controle).</w:t>
+              <w:t>${gps} (Receptor GNSS RTK/PPK para Pontos de Controle).</w:t>
             </w:r>
           </w:p>
         </w:tc>
@@ -3116,7 +3116,7 @@
                 <w:rFonts w:ascii="Google Sans Text" w:eastAsia="Google Sans Text" w:hAnsi="Google Sans Text" w:cs="Google Sans Text"/>
                 <w:color w:val="1F1F1F"/>
               </w:rPr>
-              <w:t>${Veiculo} para apoio a locomoção.</w:t>
+              <w:t>${veiculo} para apoio a locomoção.</w:t>
             </w:r>
           </w:p>
         </w:tc>
@@ -3732,7 +3732,7 @@
           <w:bCs/>
           <w:color w:val="1F1F1F"/>
         </w:rPr>
-        <w:t>${valor_extenso}</w:t>
+        <w:t>${valor_total_extenso}</w:t>
       </w:r>
       <w:proofErr w:type="spellEnd"/>
       <w:r>
@@ -4120,7 +4120,7 @@
                 <w:rFonts w:ascii="Google Sans Text" w:eastAsia="Google Sans Text" w:hAnsi="Google Sans Text" w:cs="Google Sans Text"/>
                 <w:color w:val="1F1F1F"/>
               </w:rPr>
-              <w:t>${Banco}</w:t>
+              <w:t>${banco_nome}</w:t>
             </w:r>
           </w:p>
         </w:tc>
@@ -4163,7 +4163,7 @@
                 <w:rFonts w:ascii="Google Sans Text" w:eastAsia="Google Sans Text" w:hAnsi="Google Sans Text" w:cs="Google Sans Text"/>
                 <w:color w:val="1F1F1F"/>
               </w:rPr>
-              <w:t>${Agencia}</w:t>
+              <w:t>${banco_agencia}</w:t>
             </w:r>
           </w:p>
         </w:tc>
@@ -4206,7 +4206,7 @@
                 <w:rFonts w:ascii="Google Sans Text" w:eastAsia="Google Sans Text" w:hAnsi="Google Sans Text" w:cs="Google Sans Text"/>
                 <w:color w:val="1F1F1F"/>
               </w:rPr>
-              <w:t>${Conta}</w:t>
+              <w:t>${banco_conta}</w:t>
             </w:r>
           </w:p>
         </w:tc>
@@ -4249,7 +4249,7 @@
                 <w:rFonts w:ascii="Google Sans Text" w:eastAsia="Google Sans Text" w:hAnsi="Google Sans Text" w:cs="Google Sans Text"/>
                 <w:color w:val="1F1F1F"/>
               </w:rPr>
-              <w:t xml:space="preserve">##TEMP_${empresa}## | </w:t>
+              <w:t xml:space="preserve">##TEMP_${empresa_nome}## | </w:t>
             </w:r>
             <w:r>
               <w:rPr>
@@ -4258,14 +4258,14 @@
                 <w:bCs/>
                 <w:color w:val="1F1F1F"/>
               </w:rPr>
-              <w:t>${cnpj}:</w:t>
+              <w:t>${empresa_cnpj}:</w:t>
             </w:r>
             <w:r>
               <w:rPr>
                 <w:rFonts w:ascii="Google Sans Text" w:eastAsia="Google Sans Text" w:hAnsi="Google Sans Text" w:cs="Google Sans Text"/>
                 <w:color w:val="1F1F1F"/>
               </w:rPr>
-              <w:t xml:space="preserve">  ##TEMP_${cnpj}##</w:t>
+              <w:t xml:space="preserve">  ##TEMP_${empresa_cnpj}##</w:t>
             </w:r>
           </w:p>
         </w:tc>
@@ -4417,7 +4417,7 @@
           <w:bCs/>
           <w:color w:val="1F1F1F"/>
         </w:rPr>
-        <w:t>##TEMP_${empresa}##</w:t>
+        <w:t>##TEMP_${empresa_nome}##</w:t>
       </w:r>
       <w:r>
         <w:rPr>
@@ -4632,7 +4632,7 @@
         <w:rPr>
           <w:rFonts w:ascii="Google Sans Text" w:eastAsia="Google Sans Text" w:hAnsi="Google Sans Text" w:cs="Google Sans Text"/>
         </w:rPr>
-        <w:t>##TEMP_${empresa}## - ${</w:t>
+        <w:t>##TEMP_${empresa_nome}## - ${</w:t>
       </w:r>
       <w:proofErr w:type="spellStart"/>
       <w:r>
